--- a/FASE 2/EVIDENCIAS PROYECTO/EVIDENCIAS DE DOCUMENTACION/4- Diseño del sistema/4- Documento de Diseño de Software.docx
+++ b/FASE 2/EVIDENCIAS PROYECTO/EVIDENCIAS DE DOCUMENTACION/4- Diseño del sistema/4- Documento de Diseño de Software.docx
@@ -1582,7 +1582,7 @@
         <w:rPr>
           <w:rtl w:val="0"/>
         </w:rPr>
-        <w:t xml:space="preserve">Especificación de Casos de Uso CultureGo (CU-01 a CU-26).</w:t>
+        <w:t xml:space="preserve">Especificación de Casos de Uso CultureGo (CU-01 a CU-33).</w:t>
       </w:r>
     </w:p>
     <w:p>
@@ -1930,7 +1930,7 @@
                 <w:szCs w:val="21"/>
                 <w:rtl w:val="0"/>
               </w:rPr>
-              <w:t xml:space="preserve">Todo lo anterior, más registrar visitas, obtener medallas, ver su historial, personalizar su avatar, editar su perfil y enviar reportes o sugerencias.</w:t>
+              <w:t xml:space="preserve">Todo lo anterior, más registrar visitas, obtener medallas, ver su historial, personalizar su avatar, editar su perfil, publicar reseñas y enviar reportes o sugerencias.</w:t>
             </w:r>
           </w:p>
         </w:tc>
@@ -2007,7 +2007,7 @@
                 <w:szCs w:val="21"/>
                 <w:rtl w:val="0"/>
               </w:rPr>
-              <w:t xml:space="preserve">Todo lo anterior, más el panel de administración: gestión de lugares, reportes, sugerencias y usuarios.</w:t>
+              <w:t xml:space="preserve">Todo lo anterior, más el panel de administración: gestión de lugares, reportes, sugerencias, reseñas y usuarios.</w:t>
             </w:r>
           </w:p>
         </w:tc>
@@ -2857,7 +2857,7 @@
                 <w:szCs w:val="21"/>
                 <w:rtl w:val="0"/>
               </w:rPr>
-              <w:t xml:space="preserve">Registro, inicio de sesión, recuperación de contraseña, aceptación de términos y eliminación de cuenta</w:t>
+              <w:t xml:space="preserve">Registro, inicio y cierre de sesión, recuperación y cambio de contraseña, aceptación de términos y eliminación de cuenta</w:t>
             </w:r>
           </w:p>
         </w:tc>
@@ -2892,7 +2892,7 @@
                 <w:szCs w:val="21"/>
                 <w:rtl w:val="0"/>
               </w:rPr>
-              <w:t xml:space="preserve">RF-01, RF-02, RF-13, RF-21, RF-22</w:t>
+              <w:t xml:space="preserve">RF-01, RF-02, RF-13, RF-21, RF-22, RF-32, RF-33</w:t>
             </w:r>
           </w:p>
         </w:tc>
@@ -2969,7 +2969,7 @@
                 <w:szCs w:val="21"/>
                 <w:rtl w:val="0"/>
               </w:rPr>
-              <w:t xml:space="preserve">Listado de lugares con filtros por tipo, comuna y gratuidad, y ficha de detalle</w:t>
+              <w:t xml:space="preserve">Listado de lugares con búsqueda por nombre y filtros por tipo, comuna y gratuidad, y ficha de detalle con reseñas</w:t>
             </w:r>
           </w:p>
         </w:tc>
@@ -3004,7 +3004,7 @@
                 <w:szCs w:val="21"/>
                 <w:rtl w:val="0"/>
               </w:rPr>
-              <w:t xml:space="preserve">RF-04 a RF-07</w:t>
+              <w:t xml:space="preserve">RF-04 a RF-07, RF-28, RF-30</w:t>
             </w:r>
           </w:p>
         </w:tc>
@@ -3081,7 +3081,7 @@
                 <w:szCs w:val="21"/>
                 <w:rtl w:val="0"/>
               </w:rPr>
-              <w:t xml:space="preserve">Lugares en un mapa interactivo, con filtros y ubicación del usuario</w:t>
+              <w:t xml:space="preserve">Lugares en un mapa interactivo, con filtros, ubicación del usuario y lugares cercanos</w:t>
             </w:r>
           </w:p>
         </w:tc>
@@ -3116,7 +3116,7 @@
                 <w:szCs w:val="21"/>
                 <w:rtl w:val="0"/>
               </w:rPr>
-              <w:t xml:space="preserve">RF-08, RF-09</w:t>
+              <w:t xml:space="preserve">RF-08, RF-09, RF-31</w:t>
             </w:r>
           </w:p>
         </w:tc>
@@ -3305,7 +3305,7 @@
                 <w:szCs w:val="21"/>
                 <w:rtl w:val="0"/>
               </w:rPr>
-              <w:t xml:space="preserve">Datos del usuario y ajustes de la cuenta</w:t>
+              <w:t xml:space="preserve">Datos del usuario, ajustes de la cuenta y modo oscuro</w:t>
             </w:r>
           </w:p>
         </w:tc>
@@ -3340,7 +3340,7 @@
                 <w:szCs w:val="21"/>
                 <w:rtl w:val="0"/>
               </w:rPr>
-              <w:t xml:space="preserve">RF-03, RF-20</w:t>
+              <w:t xml:space="preserve">RF-03, RF-20, RF-34</w:t>
             </w:r>
           </w:p>
         </w:tc>
@@ -3529,7 +3529,7 @@
                 <w:szCs w:val="21"/>
                 <w:rtl w:val="0"/>
               </w:rPr>
-              <w:t xml:space="preserve">Gestión de lugares, reportes, sugerencias y usuarios</w:t>
+              <w:t xml:space="preserve">Gestión de lugares, reportes, sugerencias, reseñas y usuarios</w:t>
             </w:r>
           </w:p>
         </w:tc>
@@ -3564,7 +3564,7 @@
                 <w:szCs w:val="21"/>
                 <w:rtl w:val="0"/>
               </w:rPr>
-              <w:t xml:space="preserve">RF-10, RF-11, RF-23 a RF-25</w:t>
+              <w:t xml:space="preserve">RF-10, RF-11, RF-23 a RF-25, RF-29</w:t>
             </w:r>
           </w:p>
         </w:tc>
@@ -4351,7 +4351,7 @@
                 <w:szCs w:val="21"/>
                 <w:rtl w:val="0"/>
               </w:rPr>
-              <w:t xml:space="preserve">Buscar lugares, filtrar por categoría y ver recomendados</w:t>
+              <w:t xml:space="preserve">Buscar lugares, filtrar por categoría y ver lugares destacados</w:t>
             </w:r>
           </w:p>
         </w:tc>
@@ -4505,7 +4505,7 @@
                 <w:szCs w:val="21"/>
                 <w:rtl w:val="0"/>
               </w:rPr>
-              <w:t xml:space="preserve">Ver la información del lugar y registrar la visita</w:t>
+              <w:t xml:space="preserve">Ver la información del lugar, registrar la visita y leer o publicar reseñas</w:t>
             </w:r>
           </w:p>
         </w:tc>
@@ -5601,19 +5601,7 @@
         <w:rPr>
           <w:rtl w:val="0"/>
         </w:rPr>
-        <w:t xml:space="preserve">Construir y mantener un servidor propio no es compatible con un plazo de 18 semanas y un equipo de tres personas. </w:t>
-      </w:r>
-      <w:r>
-        <w:rPr>
-          <w:rtl w:val="0"/>
-        </w:rPr>
-        <w:t xml:space="preserve">Supabase</w:t>
-      </w:r>
-      <w:r>
-        <w:rPr>
-          <w:rtl w:val="0"/>
-        </w:rPr>
-        <w:t xml:space="preserve"> entrega la base de datos, la autenticación y el almacenamiento listos para usar.</w:t>
+        <w:t xml:space="preserve">Construir y mantener un servidor propio no es compatible con un plazo de 18 semanas y un equipo de tres personas. Supabase entrega la base de datos, la autenticación y el almacenamiento listos para usar.</w:t>
       </w:r>
     </w:p>
     <w:p>
